--- a/docs/module01.docx
+++ b/docs/module01.docx
@@ -662,7 +662,7 @@
                     <a:graphicData uri="http://schemas.openxmlformats.org/drawingml/2006/picture">
                       <pic:pic>
                         <pic:nvPicPr>
-                          <pic:cNvPr descr="C:\Program Files\RStudio\resources\app\bin\quarto\share\formats\docx\warning.png" id="25" name="Picture"/>
+                          <pic:cNvPr descr="C:\PROGRA~1\RStudio\RESOUR~1\app\bin\quarto\share\formats\docx\warning.png" id="25" name="Picture"/>
                           <pic:cNvPicPr>
                             <a:picLocks noChangeArrowheads="1" noChangeAspect="1"/>
                           </pic:cNvPicPr>
@@ -6139,7 +6139,7 @@
                     <a:graphicData uri="http://schemas.openxmlformats.org/drawingml/2006/picture">
                       <pic:pic>
                         <pic:nvPicPr>
-                          <pic:cNvPr descr="C:\Program Files\RStudio\resources\app\bin\quarto\share\formats\docx\note.png" id="36" name="Picture"/>
+                          <pic:cNvPr descr="C:\PROGRA~1\RStudio\RESOUR~1\app\bin\quarto\share\formats\docx\note.png" id="36" name="Picture"/>
                           <pic:cNvPicPr>
                             <a:picLocks noChangeArrowheads="1" noChangeAspect="1"/>
                           </pic:cNvPicPr>

--- a/docs/module01.docx
+++ b/docs/module01.docx
@@ -662,7 +662,7 @@
                     <a:graphicData uri="http://schemas.openxmlformats.org/drawingml/2006/picture">
                       <pic:pic>
                         <pic:nvPicPr>
-                          <pic:cNvPr descr="C:\PROGRA~1\RStudio\RESOUR~1\app\bin\quarto\share\formats\docx\warning.png" id="25" name="Picture"/>
+                          <pic:cNvPr descr="C:\Program Files\RStudio\resources\app\bin\quarto\share\formats\docx\warning.png" id="25" name="Picture"/>
                           <pic:cNvPicPr>
                             <a:picLocks noChangeArrowheads="1" noChangeAspect="1"/>
                           </pic:cNvPicPr>
@@ -6139,7 +6139,7 @@
                     <a:graphicData uri="http://schemas.openxmlformats.org/drawingml/2006/picture">
                       <pic:pic>
                         <pic:nvPicPr>
-                          <pic:cNvPr descr="C:\PROGRA~1\RStudio\RESOUR~1\app\bin\quarto\share\formats\docx\note.png" id="36" name="Picture"/>
+                          <pic:cNvPr descr="C:\Program Files\RStudio\resources\app\bin\quarto\share\formats\docx\note.png" id="36" name="Picture"/>
                           <pic:cNvPicPr>
                             <a:picLocks noChangeArrowheads="1" noChangeAspect="1"/>
                           </pic:cNvPicPr>

--- a/docs/module01.docx
+++ b/docs/module01.docx
@@ -11093,7 +11093,7 @@
         <w:t xml:space="preserve"> </w:t>
       </w:r>
       <w:r>
-        <w:t xml:space="preserve">variable. Since there’s only two variations in this one (e.g., Feb 9th and Feb 10th) this should be an easy fix using our case_when() function. Keep in mind, however, that we may want to be able to use this variable in calculations later, so we should also restore it to a date format using Lubridate’s</w:t>
+        <w:t xml:space="preserve">variable. Since there’s only two variations in this one (e.g., Feb 9th and Feb 10th) this should be an easy fix using our</w:t>
       </w:r>
       <w:r>
         <w:t xml:space="preserve"> </w:t>
@@ -11103,6 +11103,22 @@
           <w:b/>
           <w:bCs/>
         </w:rPr>
+        <w:t xml:space="preserve">case_when()</w:t>
+      </w:r>
+      <w:r>
+        <w:t xml:space="preserve"> </w:t>
+      </w:r>
+      <w:r>
+        <w:t xml:space="preserve">function. Keep in mind, however, that we may want to be able to use this variable in calculations later, so we should also restore it to a date format using Lubridate’s</w:t>
+      </w:r>
+      <w:r>
+        <w:t xml:space="preserve"> </w:t>
+      </w:r>
+      <w:r>
+        <w:rPr>
+          <w:b/>
+          <w:bCs/>
+        </w:rPr>
         <w:t xml:space="preserve">ymd()</w:t>
       </w:r>
       <w:r>
@@ -11124,6 +11140,15 @@
       <w:pPr>
         <w:pStyle w:val="SourceCode"/>
       </w:pPr>
+      <w:r>
+        <w:rPr>
+          <w:rStyle w:val="CommentTok"/>
+        </w:rPr>
+        <w:t xml:space="preserve">#store the manifest as an object after creating the boarding date variable.  </w:t>
+      </w:r>
+      <w:r>
+        <w:br/>
+      </w:r>
       <w:r>
         <w:rPr>
           <w:rStyle w:val="NormalTok"/>

--- a/docs/module01.docx
+++ b/docs/module01.docx
@@ -157,7 +157,15 @@
         <w:t xml:space="preserve">S. S. Rainbow Cake</w:t>
       </w:r>
       <w:r>
-        <w:t xml:space="preserve">. This is a dream opportunity that combines your passion for epidemiology with your taste for adventure on the open sea. Details about the company are a bit murky, but your avid curiosity and ambition has won out and you signed the contract to join the crew. You have had barely any time as part of the crew to find your sea-legs before getting thrown into work already! Over the past few days of preparations, several members of the crew complained of feeling ill. Using some basic R skills, you have taken an initial look at some data provided by the ship’s nurse to investigate.</w:t>
+        <w:t xml:space="preserve">. This is a dream opportunity that combines your passion for epidemiology with your taste for adventure on the open sea.</w:t>
+      </w:r>
+    </w:p>
+    <w:p>
+      <w:pPr>
+        <w:pStyle w:val="BodyText"/>
+      </w:pPr>
+      <w:r>
+        <w:t xml:space="preserve">Details about the company are a bit murky, but your avid curiosity and ambition has won out and you signed the contract to join the crew. You have had barely any time as part of the crew to find your sea-legs before getting thrown into work already! Over the past few days of preparations, several members of the crew complained of feeling ill. Using some basic R skills, you have taken an initial look at some data provided by the ship’s nurse to investigate.</w:t>
       </w:r>
     </w:p>
     <w:p>
